--- a/Science Books/QED Course/Lesson 29 Conserved Currents.docx
+++ b/Science Books/QED Course/Lesson 29 Conserved Currents.docx
@@ -538,8 +538,180 @@
       </w:pPr>
       <m:oMathPara>
         <m:oMath>
+          <m:sSubSup>
+            <m:e>
+              <m:r>
+                <m:t xml:space="preserve">T</m:t>
+              </m:r>
+            </m:e>
+            <m:sub>
+              <m:r>
+                <m:t xml:space="preserve">ν</m:t>
+              </m:r>
+            </m:sub>
+            <m:sup>
+              <m:r>
+                <m:t xml:space="preserve">μ</m:t>
+              </m:r>
+            </m:sup>
+          </m:sSubSup>
           <m:r>
-            <m:t xml:space="preserve">T^μ_ν = Σ_a [∂ℒ/∂(∂_μφ_a)] ∂_νφ_a − δ^μ_ν ℒ,    ∂_μT^μ_ν = 0</m:t>
+            <m:t xml:space="preserve">=</m:t>
+          </m:r>
+          <m:sSub>
+            <m:e>
+              <m:r>
+                <m:t xml:space="preserve">Σ</m:t>
+              </m:r>
+            </m:e>
+            <m:sub>
+              <m:r>
+                <m:t xml:space="preserve">a</m:t>
+              </m:r>
+            </m:sub>
+          </m:sSub>
+          <m:r>
+            <m:t xml:space="preserve"> </m:t>
+          </m:r>
+          <m:d>
+            <m:dPr>
+              <m:begChr m:val="["/>
+              <m:endChr m:val="]"/>
+            </m:dPr>
+            <m:e>
+              <m:f>
+                <m:num>
+                  <m:r>
+                    <m:t xml:space="preserve">∂ℒ</m:t>
+                  </m:r>
+                </m:num>
+                <m:den>
+                  <m:r>
+                    <m:t xml:space="preserve">∂</m:t>
+                  </m:r>
+                  <m:d>
+                    <m:dPr/>
+                    <m:e>
+                      <m:sSub>
+                        <m:e>
+                          <m:r>
+                            <m:t xml:space="preserve">∂</m:t>
+                          </m:r>
+                        </m:e>
+                        <m:sub>
+                          <m:r>
+                            <m:t xml:space="preserve">μ</m:t>
+                          </m:r>
+                        </m:sub>
+                      </m:sSub>
+                      <m:sSub>
+                        <m:e>
+                          <m:r>
+                            <m:t xml:space="preserve">φ</m:t>
+                          </m:r>
+                        </m:e>
+                        <m:sub>
+                          <m:r>
+                            <m:t xml:space="preserve">a</m:t>
+                          </m:r>
+                        </m:sub>
+                      </m:sSub>
+                    </m:e>
+                  </m:d>
+                </m:den>
+              </m:f>
+            </m:e>
+          </m:d>
+          <m:r>
+            <m:t xml:space="preserve"> </m:t>
+          </m:r>
+          <m:sSub>
+            <m:e>
+              <m:r>
+                <m:t xml:space="preserve">∂</m:t>
+              </m:r>
+            </m:e>
+            <m:sub>
+              <m:r>
+                <m:t xml:space="preserve">ν</m:t>
+              </m:r>
+            </m:sub>
+          </m:sSub>
+          <m:sSub>
+            <m:e>
+              <m:r>
+                <m:t xml:space="preserve">φ</m:t>
+              </m:r>
+            </m:e>
+            <m:sub>
+              <m:r>
+                <m:t xml:space="preserve">a</m:t>
+              </m:r>
+            </m:sub>
+          </m:sSub>
+          <m:r>
+            <m:t xml:space="preserve">−</m:t>
+          </m:r>
+          <m:sSubSup>
+            <m:e>
+              <m:r>
+                <m:t xml:space="preserve">δ</m:t>
+              </m:r>
+            </m:e>
+            <m:sub>
+              <m:r>
+                <m:t xml:space="preserve">ν</m:t>
+              </m:r>
+            </m:sub>
+            <m:sup>
+              <m:r>
+                <m:t xml:space="preserve">μ</m:t>
+              </m:r>
+            </m:sup>
+          </m:sSubSup>
+          <m:r>
+            <m:t xml:space="preserve"> </m:t>
+          </m:r>
+          <m:r>
+            <m:t xml:space="preserve">ℒ</m:t>
+          </m:r>
+          <m:r>
+            <m:t xml:space="preserve">,</m:t>
+          </m:r>
+          <m:sSub>
+            <m:e>
+              <m:r>
+                <m:t xml:space="preserve">∂</m:t>
+              </m:r>
+            </m:e>
+            <m:sub>
+              <m:r>
+                <m:t xml:space="preserve">μ</m:t>
+              </m:r>
+            </m:sub>
+          </m:sSub>
+          <m:sSubSup>
+            <m:e>
+              <m:r>
+                <m:t xml:space="preserve">T</m:t>
+              </m:r>
+            </m:e>
+            <m:sub>
+              <m:r>
+                <m:t xml:space="preserve">ν</m:t>
+              </m:r>
+            </m:sub>
+            <m:sup>
+              <m:r>
+                <m:t xml:space="preserve">μ</m:t>
+              </m:r>
+            </m:sup>
+          </m:sSubSup>
+          <m:r>
+            <m:t xml:space="preserve">=</m:t>
+          </m:r>
+          <m:r>
+            <m:t xml:space="preserve">0</m:t>
           </m:r>
         </m:oMath>
       </m:oMathPara>
@@ -556,9 +728,171 @@
       </w:pPr>
       <m:oMathPara>
         <m:oMath>
+          <m:sSup>
+            <m:e>
+              <m:r>
+                <m:t xml:space="preserve">P</m:t>
+              </m:r>
+            </m:e>
+            <m:sup>
+              <m:r>
+                <m:t xml:space="preserve">ν</m:t>
+              </m:r>
+            </m:sup>
+          </m:sSup>
           <m:r>
-            <m:t xml:space="preserve">P^ν = ∫ d³x T^(0ν),    P⁰ = H = ∫ d³x T^(00),    P^i = ∫ d³x T^(0i)</m:t>
+            <m:t xml:space="preserve">=</m:t>
           </m:r>
+          <m:r>
+            <m:t xml:space="preserve">∫</m:t>
+          </m:r>
+          <m:r>
+            <m:t xml:space="preserve"> </m:t>
+          </m:r>
+          <m:sSup>
+            <m:e>
+              <m:r>
+                <m:t xml:space="preserve">d</m:t>
+              </m:r>
+            </m:e>
+            <m:sup>
+              <m:r>
+                <m:t xml:space="preserve">3</m:t>
+              </m:r>
+            </m:sup>
+          </m:sSup>
+          <m:r>
+            <m:t xml:space="preserve">x</m:t>
+          </m:r>
+          <m:r>
+            <m:t xml:space="preserve"> </m:t>
+          </m:r>
+          <m:sSup>
+            <m:e>
+              <m:r>
+                <m:t xml:space="preserve">T</m:t>
+              </m:r>
+            </m:e>
+            <m:sup>
+              <m:r>
+                <m:t xml:space="preserve">0ν</m:t>
+              </m:r>
+            </m:sup>
+          </m:sSup>
+          <m:r>
+            <m:t xml:space="preserve">,</m:t>
+          </m:r>
+          <m:sSup>
+            <m:e>
+              <m:r>
+                <m:t xml:space="preserve">P</m:t>
+              </m:r>
+            </m:e>
+            <m:sup>
+              <m:r>
+                <m:t xml:space="preserve">0</m:t>
+              </m:r>
+            </m:sup>
+          </m:sSup>
+          <m:r>
+            <m:t xml:space="preserve">=</m:t>
+          </m:r>
+          <m:r>
+            <m:t xml:space="preserve">H</m:t>
+          </m:r>
+          <m:r>
+            <m:t xml:space="preserve">=</m:t>
+          </m:r>
+          <m:r>
+            <m:t xml:space="preserve">∫</m:t>
+          </m:r>
+          <m:r>
+            <m:t xml:space="preserve"> </m:t>
+          </m:r>
+          <m:sSup>
+            <m:e>
+              <m:r>
+                <m:t xml:space="preserve">d</m:t>
+              </m:r>
+            </m:e>
+            <m:sup>
+              <m:r>
+                <m:t xml:space="preserve">3</m:t>
+              </m:r>
+            </m:sup>
+          </m:sSup>
+          <m:r>
+            <m:t xml:space="preserve">x</m:t>
+          </m:r>
+          <m:r>
+            <m:t xml:space="preserve"> </m:t>
+          </m:r>
+          <m:sSup>
+            <m:e>
+              <m:r>
+                <m:t xml:space="preserve">T</m:t>
+              </m:r>
+            </m:e>
+            <m:sup>
+              <m:r>
+                <m:t xml:space="preserve">00</m:t>
+              </m:r>
+            </m:sup>
+          </m:sSup>
+          <m:r>
+            <m:t xml:space="preserve">,</m:t>
+          </m:r>
+          <m:sSup>
+            <m:e>
+              <m:r>
+                <m:t xml:space="preserve">P</m:t>
+              </m:r>
+            </m:e>
+            <m:sup>
+              <m:r>
+                <m:t xml:space="preserve">i</m:t>
+              </m:r>
+            </m:sup>
+          </m:sSup>
+          <m:r>
+            <m:t xml:space="preserve">=</m:t>
+          </m:r>
+          <m:r>
+            <m:t xml:space="preserve">∫</m:t>
+          </m:r>
+          <m:r>
+            <m:t xml:space="preserve"> </m:t>
+          </m:r>
+          <m:sSup>
+            <m:e>
+              <m:r>
+                <m:t xml:space="preserve">d</m:t>
+              </m:r>
+            </m:e>
+            <m:sup>
+              <m:r>
+                <m:t xml:space="preserve">3</m:t>
+              </m:r>
+            </m:sup>
+          </m:sSup>
+          <m:r>
+            <m:t xml:space="preserve">x</m:t>
+          </m:r>
+          <m:r>
+            <m:t xml:space="preserve"> </m:t>
+          </m:r>
+          <m:sSup>
+            <m:e>
+              <m:r>
+                <m:t xml:space="preserve">T</m:t>
+              </m:r>
+            </m:e>
+            <m:sup>
+              <m:r>
+                <m:t xml:space="preserve">0i</m:t>
+              </m:r>
+            </m:sup>
+          </m:sSup>
         </m:oMath>
       </m:oMathPara>
     </w:p>
@@ -608,8 +942,74 @@
       </w:pPr>
       <m:oMathPara>
         <m:oMath>
+          <m:sSup>
+            <m:e>
+              <m:r>
+                <m:t xml:space="preserve">T</m:t>
+              </m:r>
+            </m:e>
+            <m:sup>
+              <m:r>
+                <m:t xml:space="preserve">μν</m:t>
+              </m:r>
+            </m:sup>
+          </m:sSup>
           <m:r>
-            <m:t xml:space="preserve">T^(μν) = ∂^μφ ∂^νφ − g^(μν) ℒ</m:t>
+            <m:t xml:space="preserve">=</m:t>
+          </m:r>
+          <m:sSup>
+            <m:e>
+              <m:r>
+                <m:t xml:space="preserve">∂</m:t>
+              </m:r>
+            </m:e>
+            <m:sup>
+              <m:r>
+                <m:t xml:space="preserve">μ</m:t>
+              </m:r>
+            </m:sup>
+          </m:sSup>
+          <m:r>
+            <m:t xml:space="preserve">φ</m:t>
+          </m:r>
+          <m:r>
+            <m:t xml:space="preserve"> </m:t>
+          </m:r>
+          <m:sSup>
+            <m:e>
+              <m:r>
+                <m:t xml:space="preserve">∂</m:t>
+              </m:r>
+            </m:e>
+            <m:sup>
+              <m:r>
+                <m:t xml:space="preserve">ν</m:t>
+              </m:r>
+            </m:sup>
+          </m:sSup>
+          <m:r>
+            <m:t xml:space="preserve">φ</m:t>
+          </m:r>
+          <m:r>
+            <m:t xml:space="preserve">−</m:t>
+          </m:r>
+          <m:sSup>
+            <m:e>
+              <m:r>
+                <m:t xml:space="preserve">g</m:t>
+              </m:r>
+            </m:e>
+            <m:sup>
+              <m:r>
+                <m:t xml:space="preserve">μν</m:t>
+              </m:r>
+            </m:sup>
+          </m:sSup>
+          <m:r>
+            <m:t xml:space="preserve"> </m:t>
+          </m:r>
+          <m:r>
+            <m:t xml:space="preserve">ℒ</m:t>
           </m:r>
         </m:oMath>
       </m:oMathPara>
@@ -660,8 +1060,68 @@
       </w:pPr>
       <m:oMathPara>
         <m:oMath>
+          <m:sSup>
+            <m:e>
+              <m:r>
+                <m:t xml:space="preserve">T</m:t>
+              </m:r>
+            </m:e>
+            <m:sup>
+              <m:r>
+                <m:t xml:space="preserve">μν</m:t>
+              </m:r>
+            </m:sup>
+          </m:sSup>
           <m:r>
-            <m:t xml:space="preserve">T^(μν) = iψ̄γ^μ∂^νψ − g^(μν) ℒ</m:t>
+            <m:t xml:space="preserve">=</m:t>
+          </m:r>
+          <m:sSup>
+            <m:e>
+              <m:r>
+                <m:t xml:space="preserve">iψ̄γ</m:t>
+              </m:r>
+            </m:e>
+            <m:sup>
+              <m:r>
+                <m:t xml:space="preserve">μ</m:t>
+              </m:r>
+            </m:sup>
+          </m:sSup>
+          <m:sSup>
+            <m:e>
+              <m:r>
+                <m:t xml:space="preserve">∂</m:t>
+              </m:r>
+            </m:e>
+            <m:sup>
+              <m:r>
+                <m:t xml:space="preserve">ν</m:t>
+              </m:r>
+            </m:sup>
+          </m:sSup>
+          <m:r>
+            <m:t xml:space="preserve">ψ</m:t>
+          </m:r>
+          <m:r>
+            <m:t xml:space="preserve">−</m:t>
+          </m:r>
+          <m:sSup>
+            <m:e>
+              <m:r>
+                <m:t xml:space="preserve">g</m:t>
+              </m:r>
+            </m:e>
+            <m:sup>
+              <m:r>
+                <m:t xml:space="preserve">μν</m:t>
+              </m:r>
+            </m:sup>
+          </m:sSup>
+          <m:r>
+            <m:t xml:space="preserve"> </m:t>
+          </m:r>
+          <m:r>
+            <m:t xml:space="preserve">ℒ</m:t>
           </m:r>
         </m:oMath>
       </m:oMathPara>
@@ -691,8 +1151,118 @@
       </w:pPr>
       <m:oMathPara>
         <m:oMath>
+          <m:sSup>
+            <m:e>
+              <m:r>
+                <m:t xml:space="preserve">P</m:t>
+              </m:r>
+            </m:e>
+            <m:sup>
+              <m:r>
+                <m:t xml:space="preserve">i</m:t>
+              </m:r>
+            </m:sup>
+          </m:sSup>
           <m:r>
-            <m:t xml:space="preserve">P^i = ∫ d³x ψ† (−i∂ᵢ) ψ = ∫ d³x ψ† p̂^i ψ</m:t>
+            <m:t xml:space="preserve">=</m:t>
+          </m:r>
+          <m:r>
+            <m:t xml:space="preserve">∫</m:t>
+          </m:r>
+          <m:r>
+            <m:t xml:space="preserve"> </m:t>
+          </m:r>
+          <m:sSup>
+            <m:e>
+              <m:r>
+                <m:t xml:space="preserve">d</m:t>
+              </m:r>
+            </m:e>
+            <m:sup>
+              <m:r>
+                <m:t xml:space="preserve">3</m:t>
+              </m:r>
+            </m:sup>
+          </m:sSup>
+          <m:r>
+            <m:t xml:space="preserve">x</m:t>
+          </m:r>
+          <m:r>
+            <m:t xml:space="preserve"> </m:t>
+          </m:r>
+          <m:r>
+            <m:t xml:space="preserve">ψ†</m:t>
+          </m:r>
+          <m:r>
+            <m:t xml:space="preserve"> </m:t>
+          </m:r>
+          <m:d>
+            <m:dPr/>
+            <m:e>
+              <m:r>
+                <m:t xml:space="preserve">−</m:t>
+              </m:r>
+              <m:r>
+                <m:t xml:space="preserve">i∂ᵢ</m:t>
+              </m:r>
+            </m:e>
+          </m:d>
+          <m:r>
+            <m:t xml:space="preserve"> </m:t>
+          </m:r>
+          <m:r>
+            <m:t xml:space="preserve">ψ</m:t>
+          </m:r>
+          <m:r>
+            <m:t xml:space="preserve">=</m:t>
+          </m:r>
+          <m:r>
+            <m:t xml:space="preserve">∫</m:t>
+          </m:r>
+          <m:r>
+            <m:t xml:space="preserve"> </m:t>
+          </m:r>
+          <m:sSup>
+            <m:e>
+              <m:r>
+                <m:t xml:space="preserve">d</m:t>
+              </m:r>
+            </m:e>
+            <m:sup>
+              <m:r>
+                <m:t xml:space="preserve">3</m:t>
+              </m:r>
+            </m:sup>
+          </m:sSup>
+          <m:r>
+            <m:t xml:space="preserve">x</m:t>
+          </m:r>
+          <m:r>
+            <m:t xml:space="preserve"> </m:t>
+          </m:r>
+          <m:r>
+            <m:t xml:space="preserve">ψ†</m:t>
+          </m:r>
+          <m:r>
+            <m:t xml:space="preserve"> </m:t>
+          </m:r>
+          <m:sSup>
+            <m:e>
+              <m:r>
+                <m:t xml:space="preserve">p̂</m:t>
+              </m:r>
+            </m:e>
+            <m:sup>
+              <m:r>
+                <m:t xml:space="preserve">i</m:t>
+              </m:r>
+            </m:sup>
+          </m:sSup>
+          <m:r>
+            <m:t xml:space="preserve"> </m:t>
+          </m:r>
+          <m:r>
+            <m:t xml:space="preserve">ψ</m:t>
           </m:r>
         </m:oMath>
       </m:oMathPara>
@@ -743,9 +1313,128 @@
       </w:pPr>
       <m:oMathPara>
         <m:oMath>
+          <m:sSubSup>
+            <m:e>
+              <m:r>
+                <m:t xml:space="preserve">T</m:t>
+              </m:r>
+            </m:e>
+            <m:sub>
+              <m:r>
+                <m:t xml:space="preserve">c</m:t>
+              </m:r>
+            </m:sub>
+            <m:sup>
+              <m:r>
+                <m:t xml:space="preserve">μν</m:t>
+              </m:r>
+            </m:sup>
+          </m:sSubSup>
           <m:r>
-            <m:t xml:space="preserve">T_c^(μν) = −F^(μλ) ∂^νA_λ + (1/4) g^(μν) F_αβ F^(αβ)</m:t>
+            <m:t xml:space="preserve">=</m:t>
           </m:r>
+          <m:r>
+            <m:t xml:space="preserve">−</m:t>
+          </m:r>
+          <m:sSup>
+            <m:e>
+              <m:r>
+                <m:t xml:space="preserve">F</m:t>
+              </m:r>
+            </m:e>
+            <m:sup>
+              <m:r>
+                <m:t xml:space="preserve">μλ</m:t>
+              </m:r>
+            </m:sup>
+          </m:sSup>
+          <m:r>
+            <m:t xml:space="preserve"> </m:t>
+          </m:r>
+          <m:sSup>
+            <m:e>
+              <m:r>
+                <m:t xml:space="preserve">∂</m:t>
+              </m:r>
+            </m:e>
+            <m:sup>
+              <m:r>
+                <m:t xml:space="preserve">ν</m:t>
+              </m:r>
+            </m:sup>
+          </m:sSup>
+          <m:sSub>
+            <m:e>
+              <m:r>
+                <m:t xml:space="preserve">A</m:t>
+              </m:r>
+            </m:e>
+            <m:sub>
+              <m:r>
+                <m:t xml:space="preserve">λ</m:t>
+              </m:r>
+            </m:sub>
+          </m:sSub>
+          <m:r>
+            <m:t xml:space="preserve">+</m:t>
+          </m:r>
+          <m:f>
+            <m:num>
+              <m:r>
+                <m:t xml:space="preserve">1</m:t>
+              </m:r>
+            </m:num>
+            <m:den>
+              <m:r>
+                <m:t xml:space="preserve">4</m:t>
+              </m:r>
+            </m:den>
+          </m:f>
+          <m:r>
+            <m:t xml:space="preserve"> </m:t>
+          </m:r>
+          <m:sSup>
+            <m:e>
+              <m:r>
+                <m:t xml:space="preserve">g</m:t>
+              </m:r>
+            </m:e>
+            <m:sup>
+              <m:r>
+                <m:t xml:space="preserve">μν</m:t>
+              </m:r>
+            </m:sup>
+          </m:sSup>
+          <m:r>
+            <m:t xml:space="preserve"> </m:t>
+          </m:r>
+          <m:sSub>
+            <m:e>
+              <m:r>
+                <m:t xml:space="preserve">F</m:t>
+              </m:r>
+            </m:e>
+            <m:sub>
+              <m:r>
+                <m:t xml:space="preserve">αβ</m:t>
+              </m:r>
+            </m:sub>
+          </m:sSub>
+          <m:r>
+            <m:t xml:space="preserve"> </m:t>
+          </m:r>
+          <m:sSup>
+            <m:e>
+              <m:r>
+                <m:t xml:space="preserve">F</m:t>
+              </m:r>
+            </m:e>
+            <m:sup>
+              <m:r>
+                <m:t xml:space="preserve">αβ</m:t>
+              </m:r>
+            </m:sup>
+          </m:sSup>
         </m:oMath>
       </m:oMathPara>
     </w:p>
@@ -774,9 +1463,183 @@
       </w:pPr>
       <m:oMathPara>
         <m:oMath>
+          <m:sSubSup>
+            <m:e>
+              <m:r>
+                <m:t xml:space="preserve">T</m:t>
+              </m:r>
+            </m:e>
+            <m:sub>
+              <m:r>
+                <m:t xml:space="preserve">Θ</m:t>
+              </m:r>
+            </m:sub>
+            <m:sup>
+              <m:r>
+                <m:t xml:space="preserve">μν</m:t>
+              </m:r>
+            </m:sup>
+          </m:sSubSup>
           <m:r>
-            <m:t xml:space="preserve">T_Θ^(μν) = T_c^(μν) + F^(μλ) ∂_λA^ν = −F^(μλ) F^ν_λ + (1/4) g^(μν) F_αβ F^(αβ)</m:t>
+            <m:t xml:space="preserve">=</m:t>
           </m:r>
+          <m:sSubSup>
+            <m:e>
+              <m:r>
+                <m:t xml:space="preserve">T</m:t>
+              </m:r>
+            </m:e>
+            <m:sub>
+              <m:r>
+                <m:t xml:space="preserve">c</m:t>
+              </m:r>
+            </m:sub>
+            <m:sup>
+              <m:r>
+                <m:t xml:space="preserve">μν</m:t>
+              </m:r>
+            </m:sup>
+          </m:sSubSup>
+          <m:r>
+            <m:t xml:space="preserve">+</m:t>
+          </m:r>
+          <m:sSup>
+            <m:e>
+              <m:r>
+                <m:t xml:space="preserve">F</m:t>
+              </m:r>
+            </m:e>
+            <m:sup>
+              <m:r>
+                <m:t xml:space="preserve">μλ</m:t>
+              </m:r>
+            </m:sup>
+          </m:sSup>
+          <m:r>
+            <m:t xml:space="preserve"> </m:t>
+          </m:r>
+          <m:sSub>
+            <m:e>
+              <m:r>
+                <m:t xml:space="preserve">∂</m:t>
+              </m:r>
+            </m:e>
+            <m:sub>
+              <m:r>
+                <m:t xml:space="preserve">λ</m:t>
+              </m:r>
+            </m:sub>
+          </m:sSub>
+          <m:sSup>
+            <m:e>
+              <m:r>
+                <m:t xml:space="preserve">A</m:t>
+              </m:r>
+            </m:e>
+            <m:sup>
+              <m:r>
+                <m:t xml:space="preserve">ν</m:t>
+              </m:r>
+            </m:sup>
+          </m:sSup>
+          <m:r>
+            <m:t xml:space="preserve">=</m:t>
+          </m:r>
+          <m:r>
+            <m:t xml:space="preserve">−</m:t>
+          </m:r>
+          <m:sSup>
+            <m:e>
+              <m:r>
+                <m:t xml:space="preserve">F</m:t>
+              </m:r>
+            </m:e>
+            <m:sup>
+              <m:r>
+                <m:t xml:space="preserve">μλ</m:t>
+              </m:r>
+            </m:sup>
+          </m:sSup>
+          <m:r>
+            <m:t xml:space="preserve"> </m:t>
+          </m:r>
+          <m:sSubSup>
+            <m:e>
+              <m:r>
+                <m:t xml:space="preserve">F</m:t>
+              </m:r>
+            </m:e>
+            <m:sub>
+              <m:r>
+                <m:t xml:space="preserve">λ</m:t>
+              </m:r>
+            </m:sub>
+            <m:sup>
+              <m:r>
+                <m:t xml:space="preserve">ν</m:t>
+              </m:r>
+            </m:sup>
+          </m:sSubSup>
+          <m:r>
+            <m:t xml:space="preserve">+</m:t>
+          </m:r>
+          <m:f>
+            <m:num>
+              <m:r>
+                <m:t xml:space="preserve">1</m:t>
+              </m:r>
+            </m:num>
+            <m:den>
+              <m:r>
+                <m:t xml:space="preserve">4</m:t>
+              </m:r>
+            </m:den>
+          </m:f>
+          <m:r>
+            <m:t xml:space="preserve"> </m:t>
+          </m:r>
+          <m:sSup>
+            <m:e>
+              <m:r>
+                <m:t xml:space="preserve">g</m:t>
+              </m:r>
+            </m:e>
+            <m:sup>
+              <m:r>
+                <m:t xml:space="preserve">μν</m:t>
+              </m:r>
+            </m:sup>
+          </m:sSup>
+          <m:r>
+            <m:t xml:space="preserve"> </m:t>
+          </m:r>
+          <m:sSub>
+            <m:e>
+              <m:r>
+                <m:t xml:space="preserve">F</m:t>
+              </m:r>
+            </m:e>
+            <m:sub>
+              <m:r>
+                <m:t xml:space="preserve">αβ</m:t>
+              </m:r>
+            </m:sub>
+          </m:sSub>
+          <m:r>
+            <m:t xml:space="preserve"> </m:t>
+          </m:r>
+          <m:sSup>
+            <m:e>
+              <m:r>
+                <m:t xml:space="preserve">F</m:t>
+              </m:r>
+            </m:e>
+            <m:sup>
+              <m:r>
+                <m:t xml:space="preserve">αβ</m:t>
+              </m:r>
+            </m:sup>
+          </m:sSup>
         </m:oMath>
       </m:oMathPara>
     </w:p>
@@ -792,9 +1655,116 @@
       </w:pPr>
       <m:oMathPara>
         <m:oMath>
+          <m:sSubSup>
+            <m:e>
+              <m:r>
+                <m:t xml:space="preserve">T</m:t>
+              </m:r>
+            </m:e>
+            <m:sub>
+              <m:r>
+                <m:t xml:space="preserve">Θ</m:t>
+              </m:r>
+            </m:sub>
+            <m:sup>
+              <m:r>
+                <m:t xml:space="preserve">00</m:t>
+              </m:r>
+            </m:sup>
+          </m:sSubSup>
           <m:r>
-            <m:t xml:space="preserve">T_Θ^(00) = (1/2)(E² + B²),    T_Θ^(0i) = (E × B)^i</m:t>
+            <m:t xml:space="preserve">=</m:t>
           </m:r>
+          <m:f>
+            <m:num>
+              <m:r>
+                <m:t xml:space="preserve">1</m:t>
+              </m:r>
+            </m:num>
+            <m:den>
+              <m:r>
+                <m:t xml:space="preserve">2</m:t>
+              </m:r>
+            </m:den>
+          </m:f>
+          <m:d>
+            <m:dPr/>
+            <m:e>
+              <m:sSup>
+                <m:e>
+                  <m:r>
+                    <m:t xml:space="preserve">E</m:t>
+                  </m:r>
+                </m:e>
+                <m:sup>
+                  <m:r>
+                    <m:t xml:space="preserve">2</m:t>
+                  </m:r>
+                </m:sup>
+              </m:sSup>
+              <m:r>
+                <m:t xml:space="preserve">+</m:t>
+              </m:r>
+              <m:sSup>
+                <m:e>
+                  <m:r>
+                    <m:t xml:space="preserve">B</m:t>
+                  </m:r>
+                </m:e>
+                <m:sup>
+                  <m:r>
+                    <m:t xml:space="preserve">2</m:t>
+                  </m:r>
+                </m:sup>
+              </m:sSup>
+            </m:e>
+          </m:d>
+          <m:r>
+            <m:t xml:space="preserve">,</m:t>
+          </m:r>
+          <m:sSubSup>
+            <m:e>
+              <m:r>
+                <m:t xml:space="preserve">T</m:t>
+              </m:r>
+            </m:e>
+            <m:sub>
+              <m:r>
+                <m:t xml:space="preserve">Θ</m:t>
+              </m:r>
+            </m:sub>
+            <m:sup>
+              <m:r>
+                <m:t xml:space="preserve">0i</m:t>
+              </m:r>
+            </m:sup>
+          </m:sSubSup>
+          <m:r>
+            <m:t xml:space="preserve">=</m:t>
+          </m:r>
+          <m:sSup>
+            <m:e>
+              <m:d>
+                <m:dPr/>
+                <m:e>
+                  <m:r>
+                    <m:t xml:space="preserve">E</m:t>
+                  </m:r>
+                  <m:r>
+                    <m:t xml:space="preserve">×</m:t>
+                  </m:r>
+                  <m:r>
+                    <m:t xml:space="preserve">B</m:t>
+                  </m:r>
+                </m:e>
+              </m:d>
+            </m:e>
+            <m:sup>
+              <m:r>
+                <m:t xml:space="preserve">i</m:t>
+              </m:r>
+            </m:sup>
+          </m:sSup>
         </m:oMath>
       </m:oMathPara>
     </w:p>
@@ -852,9 +1822,78 @@
       </w:pPr>
       <m:oMathPara>
         <m:oMath>
+          <m:sSup>
+            <m:e>
+              <m:r>
+                <m:t xml:space="preserve">M</m:t>
+              </m:r>
+            </m:e>
+            <m:sup>
+              <m:r>
+                <m:t xml:space="preserve">μαβ</m:t>
+              </m:r>
+            </m:sup>
+          </m:sSup>
           <m:r>
-            <m:t xml:space="preserve">M^(μαβ) = x^α T^(μβ) − x^β T^(μα)</m:t>
+            <m:t xml:space="preserve">=</m:t>
           </m:r>
+          <m:sSup>
+            <m:e>
+              <m:r>
+                <m:t xml:space="preserve">x</m:t>
+              </m:r>
+            </m:e>
+            <m:sup>
+              <m:r>
+                <m:t xml:space="preserve">α</m:t>
+              </m:r>
+            </m:sup>
+          </m:sSup>
+          <m:r>
+            <m:t xml:space="preserve"> </m:t>
+          </m:r>
+          <m:sSup>
+            <m:e>
+              <m:r>
+                <m:t xml:space="preserve">T</m:t>
+              </m:r>
+            </m:e>
+            <m:sup>
+              <m:r>
+                <m:t xml:space="preserve">μβ</m:t>
+              </m:r>
+            </m:sup>
+          </m:sSup>
+          <m:r>
+            <m:t xml:space="preserve">−</m:t>
+          </m:r>
+          <m:sSup>
+            <m:e>
+              <m:r>
+                <m:t xml:space="preserve">x</m:t>
+              </m:r>
+            </m:e>
+            <m:sup>
+              <m:r>
+                <m:t xml:space="preserve">β</m:t>
+              </m:r>
+            </m:sup>
+          </m:sSup>
+          <m:r>
+            <m:t xml:space="preserve"> </m:t>
+          </m:r>
+          <m:sSup>
+            <m:e>
+              <m:r>
+                <m:t xml:space="preserve">T</m:t>
+              </m:r>
+            </m:e>
+            <m:sup>
+              <m:r>
+                <m:t xml:space="preserve">μα</m:t>
+              </m:r>
+            </m:sup>
+          </m:sSup>
         </m:oMath>
       </m:oMathPara>
     </w:p>
@@ -897,7 +1936,75 @@
       <m:oMathPara>
         <m:oMath>
           <m:r>
-            <m:t xml:space="preserve">J = ∫ d³x ψ† ( x × p̂ + Σ/2 ) ψ</m:t>
+            <m:t xml:space="preserve">J</m:t>
+          </m:r>
+          <m:r>
+            <m:t xml:space="preserve">=</m:t>
+          </m:r>
+          <m:r>
+            <m:t xml:space="preserve">∫</m:t>
+          </m:r>
+          <m:r>
+            <m:t xml:space="preserve"> </m:t>
+          </m:r>
+          <m:sSup>
+            <m:e>
+              <m:r>
+                <m:t xml:space="preserve">d</m:t>
+              </m:r>
+            </m:e>
+            <m:sup>
+              <m:r>
+                <m:t xml:space="preserve">3</m:t>
+              </m:r>
+            </m:sup>
+          </m:sSup>
+          <m:r>
+            <m:t xml:space="preserve">x</m:t>
+          </m:r>
+          <m:r>
+            <m:t xml:space="preserve"> </m:t>
+          </m:r>
+          <m:r>
+            <m:t xml:space="preserve">ψ†</m:t>
+          </m:r>
+          <m:r>
+            <m:t xml:space="preserve"> </m:t>
+          </m:r>
+          <m:d>
+            <m:dPr/>
+            <m:e>
+              <m:r>
+                <m:t xml:space="preserve">x</m:t>
+              </m:r>
+              <m:r>
+                <m:t xml:space="preserve">×</m:t>
+              </m:r>
+              <m:r>
+                <m:t xml:space="preserve">p̂</m:t>
+              </m:r>
+              <m:r>
+                <m:t xml:space="preserve">+</m:t>
+              </m:r>
+              <m:f>
+                <m:num>
+                  <m:r>
+                    <m:t xml:space="preserve">Σ</m:t>
+                  </m:r>
+                </m:num>
+                <m:den>
+                  <m:r>
+                    <m:t xml:space="preserve">2</m:t>
+                  </m:r>
+                </m:den>
+              </m:f>
+            </m:e>
+          </m:d>
+          <m:r>
+            <m:t xml:space="preserve"> </m:t>
+          </m:r>
+          <m:r>
+            <m:t xml:space="preserve">ψ</m:t>
           </m:r>
         </m:oMath>
       </m:oMathPara>
@@ -935,9 +2042,71 @@
       </w:pPr>
       <m:oMathPara>
         <m:oMath>
+          <m:sSub>
+            <m:e>
+              <m:r>
+                <m:t xml:space="preserve">∂</m:t>
+              </m:r>
+            </m:e>
+            <m:sub>
+              <m:r>
+                <m:t xml:space="preserve">μ</m:t>
+              </m:r>
+            </m:sub>
+          </m:sSub>
           <m:r>
-            <m:t xml:space="preserve">∂_μ T_Θ^(μν) = −F^(νλ) j_λ</m:t>
+            <m:t xml:space="preserve"> </m:t>
           </m:r>
+          <m:sSubSup>
+            <m:e>
+              <m:r>
+                <m:t xml:space="preserve">T</m:t>
+              </m:r>
+            </m:e>
+            <m:sub>
+              <m:r>
+                <m:t xml:space="preserve">Θ</m:t>
+              </m:r>
+            </m:sub>
+            <m:sup>
+              <m:r>
+                <m:t xml:space="preserve">μν</m:t>
+              </m:r>
+            </m:sup>
+          </m:sSubSup>
+          <m:r>
+            <m:t xml:space="preserve">=</m:t>
+          </m:r>
+          <m:r>
+            <m:t xml:space="preserve">−</m:t>
+          </m:r>
+          <m:sSup>
+            <m:e>
+              <m:r>
+                <m:t xml:space="preserve">F</m:t>
+              </m:r>
+            </m:e>
+            <m:sup>
+              <m:r>
+                <m:t xml:space="preserve">νλ</m:t>
+              </m:r>
+            </m:sup>
+          </m:sSup>
+          <m:r>
+            <m:t xml:space="preserve"> </m:t>
+          </m:r>
+          <m:sSub>
+            <m:e>
+              <m:r>
+                <m:t xml:space="preserve">j</m:t>
+              </m:r>
+            </m:e>
+            <m:sub>
+              <m:r>
+                <m:t xml:space="preserve">λ</m:t>
+              </m:r>
+            </m:sub>
+          </m:sSub>
         </m:oMath>
       </m:oMathPara>
     </w:p>
@@ -966,8 +2135,50 @@
       </w:pPr>
       <m:oMathPara>
         <m:oMath>
+          <m:sSub>
+            <m:e>
+              <m:r>
+                <m:t xml:space="preserve">∂</m:t>
+              </m:r>
+            </m:e>
+            <m:sub>
+              <m:r>
+                <m:t xml:space="preserve">t</m:t>
+              </m:r>
+            </m:sub>
+          </m:sSub>
           <m:r>
-            <m:t xml:space="preserve">∂_t u + ∇·S = −E·j</m:t>
+            <m:t xml:space="preserve"> </m:t>
+          </m:r>
+          <m:r>
+            <m:t xml:space="preserve">u</m:t>
+          </m:r>
+          <m:r>
+            <m:t xml:space="preserve">+</m:t>
+          </m:r>
+          <m:r>
+            <m:t xml:space="preserve">∇</m:t>
+          </m:r>
+          <m:r>
+            <m:t xml:space="preserve">·</m:t>
+          </m:r>
+          <m:r>
+            <m:t xml:space="preserve">S</m:t>
+          </m:r>
+          <m:r>
+            <m:t xml:space="preserve">=</m:t>
+          </m:r>
+          <m:r>
+            <m:t xml:space="preserve">−</m:t>
+          </m:r>
+          <m:r>
+            <m:t xml:space="preserve">E</m:t>
+          </m:r>
+          <m:r>
+            <m:t xml:space="preserve">·</m:t>
+          </m:r>
+          <m:r>
+            <m:t xml:space="preserve">j</m:t>
           </m:r>
         </m:oMath>
       </m:oMathPara>
@@ -1010,8 +2221,94 @@
       </w:pPr>
       <m:oMathPara>
         <m:oMath>
+          <m:sSubSup>
+            <m:e>
+              <m:r>
+                <m:t xml:space="preserve">j</m:t>
+              </m:r>
+            </m:e>
+            <m:sub>
+              <m:r>
+                <m:t xml:space="preserve">EM</m:t>
+              </m:r>
+            </m:sub>
+            <m:sup>
+              <m:r>
+                <m:t xml:space="preserve">μ</m:t>
+              </m:r>
+            </m:sup>
+          </m:sSubSup>
           <m:r>
-            <m:t xml:space="preserve">j_(EM)^μ = −e ψ̄γ^μψ,    Q = −e ∫ d³x ψ†ψ</m:t>
+            <m:t xml:space="preserve">=</m:t>
+          </m:r>
+          <m:r>
+            <m:t xml:space="preserve">−</m:t>
+          </m:r>
+          <m:r>
+            <m:t xml:space="preserve">e</m:t>
+          </m:r>
+          <m:r>
+            <m:t xml:space="preserve"> </m:t>
+          </m:r>
+          <m:sSup>
+            <m:e>
+              <m:r>
+                <m:t xml:space="preserve">ψ̄γ</m:t>
+              </m:r>
+            </m:e>
+            <m:sup>
+              <m:r>
+                <m:t xml:space="preserve">μ</m:t>
+              </m:r>
+            </m:sup>
+          </m:sSup>
+          <m:r>
+            <m:t xml:space="preserve">ψ</m:t>
+          </m:r>
+          <m:r>
+            <m:t xml:space="preserve">,</m:t>
+          </m:r>
+          <m:r>
+            <m:t xml:space="preserve">Q</m:t>
+          </m:r>
+          <m:r>
+            <m:t xml:space="preserve">=</m:t>
+          </m:r>
+          <m:r>
+            <m:t xml:space="preserve">−</m:t>
+          </m:r>
+          <m:r>
+            <m:t xml:space="preserve">e</m:t>
+          </m:r>
+          <m:r>
+            <m:t xml:space="preserve"> </m:t>
+          </m:r>
+          <m:r>
+            <m:t xml:space="preserve">∫</m:t>
+          </m:r>
+          <m:r>
+            <m:t xml:space="preserve"> </m:t>
+          </m:r>
+          <m:sSup>
+            <m:e>
+              <m:r>
+                <m:t xml:space="preserve">d</m:t>
+              </m:r>
+            </m:e>
+            <m:sup>
+              <m:r>
+                <m:t xml:space="preserve">3</m:t>
+              </m:r>
+            </m:sup>
+          </m:sSup>
+          <m:r>
+            <m:t xml:space="preserve">x</m:t>
+          </m:r>
+          <m:r>
+            <m:t xml:space="preserve"> </m:t>
+          </m:r>
+          <m:r>
+            <m:t xml:space="preserve">ψ†ψ</m:t>
           </m:r>
         </m:oMath>
       </m:oMathPara>
